--- a/data/holdout/docs/access-control-standard.docx
+++ b/data/holdout/docs/access-control-standard.docx
@@ -73,7 +73,7 @@
     </w:p>
     <w:p>
       <w:r>
-        <w:t>Passwords for workforce accounts must be at least 16 characters long.</w:t>
+        <w:t>Every account that signs in with a password, for staff and for customers, must use a password of at least 16 characters.</w:t>
       </w:r>
     </w:p>
     <w:p>

--- a/data/holdout/docs/access-control-standard.docx
+++ b/data/holdout/docs/access-control-standard.docx
@@ -73,7 +73,7 @@
     </w:p>
     <w:p>
       <w:r>
-        <w:t>Every account that signs in with a password, for staff and for customers, must use a password of at least 16 characters.</w:t>
+        <w:t>Passwords for workforce accounts must be at least 16 characters long.</w:t>
       </w:r>
     </w:p>
     <w:p>
